--- a/ky/wisdom-stories/if-i-dont-do-it-these-days-the-world-wont-collapse.docx
+++ b/ky/wisdom-stories/if-i-dont-do-it-these-days-the-world-wont-collapse.docx
@@ -75,7 +75,7 @@
           <w:sz w:val="22"/>
           <w:lang w:val="ky-KG"/>
         </w:rPr>
-        <w:t>Бир саамга ойлонуп калдым: Ооба, дүйнө урабайт. Бирок ортобуздагы ишенимчи? Ал да урабайбы? Мындай мамиле кызматташтыгыбызга, өз ара урмат-сыйыбызга жана биргелешип аткарып жаткан ишибизге зыян келтирбейби?</w:t>
+        <w:t>Бир саамга ойлонуп калдым: Ооба, дүйнө урабайт. Бирок ортобуздагы ишеним? Ал да урабайбы? Мындай мамиле кызматташтыгыбызга, өз ара урмат-сыйыбызга жана биргелешип аткарып жаткан ишибизге зыян келтирбейби?</w:t>
       </w:r>
     </w:p>
     <w:p>
@@ -189,7 +189,7 @@
           <w:sz w:val="22"/>
           <w:lang w:val="ky-KG"/>
         </w:rPr>
-        <w:t xml:space="preserve">Сабак: </w:t>
+        <w:t>Сабак: Ишеним — уюмдун эң баалуу байлыгы. Аны табууга жылдар кетет, жоготууга бир сүйлөм жетиштүү. Сөзүндө турган адам бул байлыкты сактайт.</w:t>
       </w:r>
       <w:r>
         <w:rPr>
@@ -198,7 +198,6 @@
           <w:sz w:val="22"/>
           <w:lang w:val="ky-KG"/>
         </w:rPr>
-        <w:t>Бирге иштешүүнүн таянычы — ишеним. Аны жылдап топтоп, бир ооз кайдыгер сөз менен жоготуп алышың мүмкүн. Убадаңа бек бол.</w:t>
       </w:r>
     </w:p>
     <w:p>
@@ -218,7 +217,7 @@
           <w:sz w:val="18"/>
           <w:lang w:val="ky-KG"/>
         </w:rPr>
-        <w:t>Окуя ачык интернет булактарынан алынды.</w:t>
+        <w:t>Аңгемелер ачык интернет булактарынан алынган, иллюстрациялар болсо ЖИ менен түзүлгөн.</w:t>
       </w:r>
     </w:p>
     <w:sectPr>
